--- a/content/Bios/Carl_Zele_Jr.docx
+++ b/content/Bios/Carl_Zele_Jr.docx
@@ -1,342 +1,8 @@
 
 <file path=word/document.xml><?xml version="1.0" encoding="utf-8"?>
-<w:document xmlns:w14="http://schemas.microsoft.com/office/word/2010/wordml" xmlns:wp14="http://schemas.microsoft.com/office/word/2010/wordprocessingDrawing" xmlns:w="http://schemas.openxmlformats.org/wordprocessingml/2006/main" xmlns:m="http://schemas.openxmlformats.org/officeDocument/2006/math" xmlns:r="http://schemas.openxmlformats.org/officeDocument/2006/relationships" xmlns:o="urn:schemas-microsoft-com:office:office" xmlns:v="urn:schemas-microsoft-com:vml" xmlns:w10="urn:schemas-microsoft-com:office:word" xmlns:a="http://schemas.openxmlformats.org/drawingml/2006/main" xmlns:pic="http://schemas.openxmlformats.org/drawingml/2006/picture" xmlns:wp="http://schemas.openxmlformats.org/drawingml/2006/wordprocessingDrawing" xmlns:mc="http://schemas.openxmlformats.org/markup-compatibility/2006" mc:Ignorable="w14 wp14">
+<w:document xmlns:ns1="http://schemas.openxmlformats.org/markup-compatibility/2006" xmlns:ns2="http://schemas.microsoft.com/office/word/2010/wordml" xmlns:w="http://schemas.openxmlformats.org/wordprocessingml/2006/main" ns1:Ignorable="w14 wp14">
   <w:body>
-    <w:p xmlns:wp14="http://schemas.microsoft.com/office/word/2010/wordml" wp14:textId="77777777">
-      <w:pPr>
-        <w:pStyle w:val="FirstParagraph"/>
-      </w:pPr>
-      <w:r>
-        <w:rPr/>
-        <w:t>2008 Hall of Fame Inductee Carl L. Zele, Jr. – Littleton</w:t>
-      </w:r>
-      <w:r>
-        <w:rPr/>
-        <w:t xml:space="preserve"> </w:t>
-      </w:r>
-      <w:r>
-        <w:rPr/>
-        <w:t>Carl Zele, Jr. graduated from Englewood High School in 1972. He began umpiring in 1973 while</w:t>
-      </w:r>
-      <w:r>
-        <w:rPr/>
-        <w:t xml:space="preserve"> </w:t>
-      </w:r>
-      <w:r>
-        <w:rPr/>
-        <w:t xml:space="preserve">attending C.U. Boulder. While </w:t>
-      </w:r>
-      <w:r>
-        <w:rPr/>
-        <w:t>pursuant to</w:t>
-      </w:r>
-      <w:r>
-        <w:rPr/>
-        <w:t xml:space="preserve"> a music career, he was always athletic as well. He</w:t>
-      </w:r>
-      <w:r>
-        <w:rPr/>
-        <w:t xml:space="preserve"> </w:t>
-      </w:r>
-      <w:r>
-        <w:rPr/>
-        <w:t>changed his major two times. Deciding that baseball needed</w:t>
-      </w:r>
-      <w:r>
-        <w:rPr/>
-        <w:t xml:space="preserve"> </w:t>
-      </w:r>
-      <w:r>
-        <w:rPr/>
-        <w:t>“more athletic umpires</w:t>
-      </w:r>
-      <w:r>
-        <w:rPr/>
-        <w:t>”</w:t>
-      </w:r>
-      <w:r>
-        <w:rPr/>
-        <w:t>, and</w:t>
-      </w:r>
-      <w:r>
-        <w:rPr/>
-        <w:t xml:space="preserve"> </w:t>
-      </w:r>
-      <w:r>
-        <w:rPr/>
-        <w:t xml:space="preserve">thinking what better summer job </w:t>
-      </w:r>
-      <w:r>
-        <w:rPr/>
-        <w:t>could there</w:t>
-      </w:r>
-      <w:r>
-        <w:rPr/>
-        <w:t xml:space="preserve"> be than working in baseball while getting paid.</w:t>
-      </w:r>
-      <w:r>
-        <w:rPr/>
-        <w:t xml:space="preserve"> </w:t>
-      </w:r>
-      <w:r>
-        <w:rPr/>
-        <w:t>Carl made one quick call to Bill Vincent and spawned a new career.</w:t>
-      </w:r>
-      <w:r>
-        <w:rPr/>
-        <w:t xml:space="preserve"> </w:t>
-      </w:r>
-      <w:r>
-        <w:rPr/>
-        <w:t>From the first high school game in 1974 until 2002 (</w:t>
-      </w:r>
-      <w:r>
-        <w:rPr/>
-        <w:t>arguably the</w:t>
-      </w:r>
-      <w:r>
-        <w:rPr/>
-        <w:t xml:space="preserve"> finest athletic overall in</w:t>
-      </w:r>
-      <w:r>
-        <w:rPr/>
-        <w:t xml:space="preserve"> </w:t>
-      </w:r>
-      <w:r>
-        <w:rPr/>
-        <w:t>CHSBUA) Carl Zele became a student of the game. He began gathering information from the</w:t>
-      </w:r>
-      <w:r>
-        <w:rPr/>
-        <w:t xml:space="preserve"> </w:t>
-      </w:r>
-      <w:r>
-        <w:rPr/>
-        <w:t>likes of Irv Brown, Dal Ward, Coach Dave Wardell, Frank</w:t>
-      </w:r>
-      <w:r>
-        <w:rPr/>
-        <w:t xml:space="preserve"> </w:t>
-      </w:r>
-      <w:r>
-        <w:rPr/>
-        <w:t>“Chief”</w:t>
-      </w:r>
-      <w:r>
-        <w:rPr/>
-        <w:t xml:space="preserve"> </w:t>
-      </w:r>
-      <w:r>
-        <w:rPr/>
-        <w:t>Prentup</w:t>
-      </w:r>
-      <w:r>
-        <w:rPr/>
-        <w:t xml:space="preserve"> and experience</w:t>
-      </w:r>
-      <w:r>
-        <w:rPr/>
-        <w:t xml:space="preserve"> </w:t>
-      </w:r>
-      <w:r>
-        <w:rPr/>
-        <w:t xml:space="preserve">through Jon </w:t>
-      </w:r>
-      <w:r>
-        <w:rPr/>
-        <w:t>MeSherry</w:t>
-      </w:r>
-      <w:r>
-        <w:rPr/>
-        <w:t xml:space="preserve">, Eric Gregg, Nick </w:t>
-      </w:r>
-      <w:r>
-        <w:rPr/>
-        <w:t>Bremigan</w:t>
-      </w:r>
-      <w:r>
-        <w:rPr/>
-        <w:t>, Joe Brinkman, and Rich Garcia.</w:t>
-      </w:r>
-      <w:r>
-        <w:rPr/>
-        <w:t xml:space="preserve"> </w:t>
-      </w:r>
-      <w:r>
-        <w:rPr/>
-        <w:t>Carl began refereeing Colorado High School Basketball during this time, completing ten years of</w:t>
-      </w:r>
-      <w:r>
-        <w:rPr/>
-        <w:t xml:space="preserve"> </w:t>
-      </w:r>
-      <w:r>
-        <w:rPr/>
-        <w:t xml:space="preserve">service. If that were not enough, he also </w:t>
-      </w:r>
-      <w:r>
-        <w:rPr/>
-        <w:t>refereed</w:t>
-      </w:r>
-      <w:r>
-        <w:rPr/>
-        <w:t xml:space="preserve"> the CHSGSUA through 2004.</w:t>
-      </w:r>
-      <w:r>
-        <w:rPr/>
-        <w:t xml:space="preserve"> </w:t>
-      </w:r>
-      <w:r>
-        <w:rPr/>
-        <w:t xml:space="preserve">While attending the Bill Kinnamon Pro-Umpire School in 1978, Carl began </w:t>
-      </w:r>
-      <w:r>
-        <w:rPr/>
-        <w:t>working</w:t>
-      </w:r>
-      <w:r>
-        <w:rPr/>
-        <w:t xml:space="preserve"> a lot of</w:t>
-      </w:r>
-      <w:r>
-        <w:rPr/>
-        <w:t xml:space="preserve"> </w:t>
-      </w:r>
-      <w:r>
-        <w:rPr/>
-        <w:t>games like no other. From playing and coaching many, many games, league finals, state, district,</w:t>
-      </w:r>
-      <w:r>
-        <w:rPr/>
-        <w:t xml:space="preserve"> </w:t>
-      </w:r>
-      <w:r>
-        <w:rPr/>
-        <w:t xml:space="preserve">regional and National tournaments to working numerous games with guys like Ken </w:t>
-      </w:r>
-      <w:r>
-        <w:rPr/>
-        <w:t>Zenter</w:t>
-      </w:r>
-      <w:r>
-        <w:rPr/>
-        <w:t>,</w:t>
-      </w:r>
-      <w:r>
-        <w:rPr/>
-        <w:t xml:space="preserve"> </w:t>
-      </w:r>
-      <w:r>
-        <w:rPr/>
-        <w:t>Willie Milton, Joe Bellich, Nick Emeterio and Floyd Ewing, Carl lived and worked with a desire</w:t>
-      </w:r>
-      <w:r>
-        <w:rPr/>
-        <w:t xml:space="preserve"> </w:t>
-      </w:r>
-      <w:r>
-        <w:rPr/>
-        <w:t>to learn and with a determination to be right with poise and dignity, which he felt was needed</w:t>
-      </w:r>
-      <w:r>
-        <w:rPr/>
-        <w:t xml:space="preserve"> </w:t>
-      </w:r>
-      <w:r>
-        <w:rPr/>
-        <w:t>in maintaining the code of ethics of baseball and the CHSBUA - Which are as follows:</w:t>
-      </w:r>
-      <w:r>
-        <w:rPr/>
-        <w:t xml:space="preserve"> </w:t>
-      </w:r>
-      <w:r>
-        <w:rPr/>
-        <w:t>1. Never cancel a game unless (a) you are sick or; (b) dead</w:t>
-      </w:r>
-      <w:r>
-        <w:rPr/>
-        <w:t xml:space="preserve"> </w:t>
-      </w:r>
-      <w:r>
-        <w:rPr/>
-        <w:t>2. Always try to be the best (or at least look the best)</w:t>
-      </w:r>
-      <w:r>
-        <w:rPr/>
-        <w:t xml:space="preserve"> </w:t>
-      </w:r>
-      <w:r>
-        <w:rPr/>
-        <w:t>3. It is a whole lot harder to remain calm and keep poised then to mouth-off.</w:t>
-      </w:r>
-      <w:r>
-        <w:rPr/>
-        <w:t xml:space="preserve"> </w:t>
-      </w:r>
-      <w:r>
-        <w:rPr/>
-        <w:t xml:space="preserve">Through the countless finals, </w:t>
-      </w:r>
-      <w:r>
-        <w:rPr/>
-        <w:t>state</w:t>
-      </w:r>
-      <w:r>
-        <w:rPr/>
-        <w:t>, district and regional tournaments, Carl Zele, Jr. was able to</w:t>
-      </w:r>
-      <w:r>
-        <w:rPr/>
-        <w:t xml:space="preserve"> </w:t>
-      </w:r>
-      <w:r>
-        <w:rPr/>
-        <w:t>become one of the many CHSBUA</w:t>
-      </w:r>
-      <w:r>
-        <w:rPr/>
-        <w:t xml:space="preserve"> </w:t>
-      </w:r>
-      <w:r>
-        <w:rPr/>
-        <w:t>“Men in Blue”</w:t>
-      </w:r>
-      <w:r>
-        <w:rPr/>
-        <w:t xml:space="preserve"> </w:t>
-      </w:r>
-      <w:r>
-        <w:rPr/>
-        <w:t>that make the game as good as it is.</w:t>
-      </w:r>
-    </w:p>
-    <w:p>
-      <w:pPr>
-        <w:pStyle w:val="BodyText"/>
-      </w:pPr>
-    </w:p>
-    <w:p>
-      <w:pPr>
-        <w:pStyle w:val="Heading2"/>
-        <w:spacing w:before="261" w:beforeAutospacing="off" w:after="261" w:afterAutospacing="off" w:line="300" w:lineRule="auto"/>
-      </w:pPr>
-      <w:r>
-        <w:rPr>
-          <w:rFonts w:ascii="Segoe UI" w:hAnsi="Segoe UI" w:eastAsia="Segoe UI" w:cs="Segoe UI"/>
-          <w:b w:val="1"/>
-          <w:bCs w:val="1"/>
-          <w:i w:val="0"/>
-          <w:iCs w:val="0"/>
-          <w:noProof w:val="0"/>
-          <w:sz w:val="31"/>
-          <w:szCs w:val="31"/>
-          <w:lang w:val="en-US"/>
-        </w:rPr>
-        <w:t>Revised Biography: Carl L. Zele, Jr.</w:t>
-      </w:r>
-    </w:p>
-    <w:p>
+    <w:p ns2:paraId="6D4CDE09" ns2:textId="48FAE652">
       <w:pPr>
         <w:pStyle w:val="Heading3"/>
         <w:spacing w:before="246" w:beforeAutospacing="off" w:after="246" w:afterAutospacing="off" w:line="300" w:lineRule="auto"/>
@@ -356,7 +22,7 @@
         <w:t>2008 Hall of Fame Inductee – Littleton</w:t>
       </w:r>
     </w:p>
-    <w:p>
+    <w:p ns2:paraId="3CC28907" ns2:textId="5E878EEF">
       <w:pPr>
         <w:spacing w:before="0" w:beforeAutospacing="off" w:after="0" w:afterAutospacing="off" w:line="300" w:lineRule="auto"/>
         <w:rPr>
@@ -442,7 +108,7 @@
         <w:t>. Although he initially pursued a music career, his passion for athletics remained strong. After changing his major twice, he realized that baseball needed “more athletic umpires” and decided there was no better summer job than being paid to work on the field. One call to Bill Vincent set him on a new path, launching a distinguished umpiring career.</w:t>
       </w:r>
     </w:p>
-    <w:p>
+    <w:p ns2:paraId="30493283" ns2:textId="247C5E63">
       <w:pPr>
         <w:spacing w:before="0" w:beforeAutospacing="off" w:after="0" w:afterAutospacing="off" w:line="300" w:lineRule="auto"/>
         <w:rPr>
@@ -612,7 +278,7 @@
         <w:t xml:space="preserve"> through 2004.</w:t>
       </w:r>
     </w:p>
-    <w:p>
+    <w:p ns2:paraId="20763564" ns2:textId="64EA7A56">
       <w:pPr>
         <w:spacing w:before="0" w:beforeAutospacing="off" w:after="0" w:afterAutospacing="off" w:line="300" w:lineRule="auto"/>
         <w:rPr>
@@ -782,7 +448,7 @@
         <w:t>: never cancel a game unless sick or deceased, always strive to be the best—or at least look the best—and remember that maintaining calm is far harder, and far more important, than mouthing off.</w:t>
       </w:r>
     </w:p>
-    <w:p>
+    <w:p ns2:paraId="45B684E3" ns2:textId="3C09115F">
       <w:pPr>
         <w:spacing w:before="0" w:beforeAutospacing="off" w:after="0" w:afterAutospacing="off" w:line="300" w:lineRule="auto"/>
         <w:rPr>
@@ -840,7 +506,7 @@
         <w:t>’s respected “Men in Blue,” helping uphold the standards that make the game strong.</w:t>
       </w:r>
     </w:p>
-    <w:p>
+    <w:p ns2:paraId="115408DE" ns2:textId="10CB82B2">
       <w:pPr>
         <w:pStyle w:val="BodyText"/>
       </w:pPr>
